--- a/tillsyn/A 34221-2025 tillsynsbegäran.docx
+++ b/tillsyn/A 34221-2025 tillsynsbegäran.docx
@@ -12,7 +12,7 @@
     </w:p>
     <w:p>
       <w:r>
-        <w:t>Detta dokument behandlar höga naturvärden i avverkningsanmälan A 34221-2025 i Sundsvalls kommun. Denna avverkningsanmälan inkom 2025-07-07 och omfattar 8,2 ha.</w:t>
+        <w:t>Detta dokument behandlar höga naturvärden i avverkningsanmälan A 34221-2025 i Sundsvalls kommun. Denna avverkningsanmälan inkom 2025-07-07 15:36:20 och omfattar 8,2 ha.</w:t>
       </w:r>
     </w:p>
     <w:p>

--- a/tillsyn/A 34221-2025 tillsynsbegäran.docx
+++ b/tillsyn/A 34221-2025 tillsynsbegäran.docx
@@ -782,7 +782,7 @@
     <w:r>
       <w:tab/>
       <w:tab/>
-      <w:t>2025-08-09</w:t>
+      <w:t>2025-08-10</w:t>
       <w:br/>
       <w:br/>
     </w:r>

--- a/tillsyn/A 34221-2025 tillsynsbegäran.docx
+++ b/tillsyn/A 34221-2025 tillsynsbegäran.docx
@@ -782,7 +782,7 @@
     <w:r>
       <w:tab/>
       <w:tab/>
-      <w:t>2025-08-10</w:t>
+      <w:t>2025-08-11</w:t>
       <w:br/>
       <w:br/>
     </w:r>

--- a/tillsyn/A 34221-2025 tillsynsbegäran.docx
+++ b/tillsyn/A 34221-2025 tillsynsbegäran.docx
@@ -782,7 +782,7 @@
     <w:r>
       <w:tab/>
       <w:tab/>
-      <w:t>2025-08-11</w:t>
+      <w:t>2025-08-12</w:t>
       <w:br/>
       <w:br/>
     </w:r>

--- a/tillsyn/A 34221-2025 tillsynsbegäran.docx
+++ b/tillsyn/A 34221-2025 tillsynsbegäran.docx
@@ -782,7 +782,7 @@
     <w:r>
       <w:tab/>
       <w:tab/>
-      <w:t>2025-08-12</w:t>
+      <w:t>2025-08-13</w:t>
       <w:br/>
       <w:br/>
     </w:r>

--- a/tillsyn/A 34221-2025 tillsynsbegäran.docx
+++ b/tillsyn/A 34221-2025 tillsynsbegäran.docx
@@ -782,7 +782,7 @@
     <w:r>
       <w:tab/>
       <w:tab/>
-      <w:t>2025-08-13</w:t>
+      <w:t>2025-08-14</w:t>
       <w:br/>
       <w:br/>
     </w:r>

--- a/tillsyn/A 34221-2025 tillsynsbegäran.docx
+++ b/tillsyn/A 34221-2025 tillsynsbegäran.docx
@@ -782,7 +782,7 @@
     <w:r>
       <w:tab/>
       <w:tab/>
-      <w:t>2025-08-14</w:t>
+      <w:t>2025-08-15</w:t>
       <w:br/>
       <w:br/>
     </w:r>

--- a/tillsyn/A 34221-2025 tillsynsbegäran.docx
+++ b/tillsyn/A 34221-2025 tillsynsbegäran.docx
@@ -782,7 +782,7 @@
     <w:r>
       <w:tab/>
       <w:tab/>
-      <w:t>2025-08-15</w:t>
+      <w:t>2025-08-16</w:t>
       <w:br/>
       <w:br/>
     </w:r>

--- a/tillsyn/A 34221-2025 tillsynsbegäran.docx
+++ b/tillsyn/A 34221-2025 tillsynsbegäran.docx
@@ -782,7 +782,7 @@
     <w:r>
       <w:tab/>
       <w:tab/>
-      <w:t>2025-08-16</w:t>
+      <w:t>2025-08-17</w:t>
       <w:br/>
       <w:br/>
     </w:r>

--- a/tillsyn/A 34221-2025 tillsynsbegäran.docx
+++ b/tillsyn/A 34221-2025 tillsynsbegäran.docx
@@ -782,7 +782,7 @@
     <w:r>
       <w:tab/>
       <w:tab/>
-      <w:t>2025-08-17</w:t>
+      <w:t>2025-08-18</w:t>
       <w:br/>
       <w:br/>
     </w:r>

--- a/tillsyn/A 34221-2025 tillsynsbegäran.docx
+++ b/tillsyn/A 34221-2025 tillsynsbegäran.docx
@@ -782,7 +782,7 @@
     <w:r>
       <w:tab/>
       <w:tab/>
-      <w:t>2025-08-18</w:t>
+      <w:t>2025-08-19</w:t>
       <w:br/>
       <w:br/>
     </w:r>

--- a/tillsyn/A 34221-2025 tillsynsbegäran.docx
+++ b/tillsyn/A 34221-2025 tillsynsbegäran.docx
@@ -782,7 +782,7 @@
     <w:r>
       <w:tab/>
       <w:tab/>
-      <w:t>2025-08-19</w:t>
+      <w:t>2025-08-20</w:t>
       <w:br/>
       <w:br/>
     </w:r>

--- a/tillsyn/A 34221-2025 tillsynsbegäran.docx
+++ b/tillsyn/A 34221-2025 tillsynsbegäran.docx
@@ -782,7 +782,7 @@
     <w:r>
       <w:tab/>
       <w:tab/>
-      <w:t>2025-08-20</w:t>
+      <w:t>2025-08-21</w:t>
       <w:br/>
       <w:br/>
     </w:r>

--- a/tillsyn/A 34221-2025 tillsynsbegäran.docx
+++ b/tillsyn/A 34221-2025 tillsynsbegäran.docx
@@ -35,7 +35,7 @@
     </w:p>
     <w:p>
       <w:r>
-        <w:t>I avverkningsanmälan har följande 12 naturvårdsarter hittats: knärot (VU, §8), rynkskinn (VU), garnlav (NT), granticka (NT), rosenticka (NT), tretåig hackspett (NT, §4), ullticka (NT), grönpyrola (S), plattlummer (S, §9), vedticka (S), fläcknycklar (§8) och revlummer (§9). Av dessa är 7 rödlistade. För rödlistade arter har rödlistekategorin angivits inom parentes. Arter som är signalarter enligt Skogsstyrelsen har markerats med (S). För fridlysta arter anges även paragrafen i Artskyddsförordningen som arten är fridlyst enligt.</w:t>
+        <w:t>I avverkningsanmälan har följande 13 naturvårdsarter hittats: knärot (VU, §8), rynkskinn (VU), garnlav (NT), granticka (NT), oljetagging (NT), rosenticka (NT), tretåig hackspett (NT, §4), ullticka (NT), grönpyrola (S), plattlummer (S, §9), vedticka (S), fläcknycklar (§8) och revlummer (§9). Av dessa är 8 rödlistade. För rödlistade arter har rödlistekategorin angivits inom parentes. Arter som är signalarter enligt Skogsstyrelsen har markerats med (S). För fridlysta arter anges även paragrafen i Artskyddsförordningen som arten är fridlyst enligt.</w:t>
       </w:r>
     </w:p>
     <w:p>
@@ -782,7 +782,7 @@
     <w:r>
       <w:tab/>
       <w:tab/>
-      <w:t>2025-08-21</w:t>
+      <w:t>2025-08-22</w:t>
       <w:br/>
       <w:br/>
     </w:r>

--- a/tillsyn/A 34221-2025 tillsynsbegäran.docx
+++ b/tillsyn/A 34221-2025 tillsynsbegäran.docx
@@ -782,7 +782,7 @@
     <w:r>
       <w:tab/>
       <w:tab/>
-      <w:t>2025-08-22</w:t>
+      <w:t>2025-08-23</w:t>
       <w:br/>
       <w:br/>
     </w:r>

--- a/tillsyn/A 34221-2025 tillsynsbegäran.docx
+++ b/tillsyn/A 34221-2025 tillsynsbegäran.docx
@@ -782,7 +782,7 @@
     <w:r>
       <w:tab/>
       <w:tab/>
-      <w:t>2025-08-23</w:t>
+      <w:t>2025-08-24</w:t>
       <w:br/>
       <w:br/>
     </w:r>

--- a/tillsyn/A 34221-2025 tillsynsbegäran.docx
+++ b/tillsyn/A 34221-2025 tillsynsbegäran.docx
@@ -782,7 +782,7 @@
     <w:r>
       <w:tab/>
       <w:tab/>
-      <w:t>2025-08-24</w:t>
+      <w:t>2025-08-25</w:t>
       <w:br/>
       <w:br/>
     </w:r>

--- a/tillsyn/A 34221-2025 tillsynsbegäran.docx
+++ b/tillsyn/A 34221-2025 tillsynsbegäran.docx
@@ -782,7 +782,7 @@
     <w:r>
       <w:tab/>
       <w:tab/>
-      <w:t>2025-08-25</w:t>
+      <w:t>2025-08-26</w:t>
       <w:br/>
       <w:br/>
     </w:r>

--- a/tillsyn/A 34221-2025 tillsynsbegäran.docx
+++ b/tillsyn/A 34221-2025 tillsynsbegäran.docx
@@ -782,7 +782,7 @@
     <w:r>
       <w:tab/>
       <w:tab/>
-      <w:t>2025-08-26</w:t>
+      <w:t>2025-08-30</w:t>
       <w:br/>
       <w:br/>
     </w:r>

--- a/tillsyn/A 34221-2025 tillsynsbegäran.docx
+++ b/tillsyn/A 34221-2025 tillsynsbegäran.docx
@@ -782,7 +782,7 @@
     <w:r>
       <w:tab/>
       <w:tab/>
-      <w:t>2025-08-30</w:t>
+      <w:t>2025-08-31</w:t>
       <w:br/>
       <w:br/>
     </w:r>

--- a/tillsyn/A 34221-2025 tillsynsbegäran.docx
+++ b/tillsyn/A 34221-2025 tillsynsbegäran.docx
@@ -782,7 +782,7 @@
     <w:r>
       <w:tab/>
       <w:tab/>
-      <w:t>2025-08-31</w:t>
+      <w:t>2025-09-01</w:t>
       <w:br/>
       <w:br/>
     </w:r>

--- a/tillsyn/A 34221-2025 tillsynsbegäran.docx
+++ b/tillsyn/A 34221-2025 tillsynsbegäran.docx
@@ -782,7 +782,7 @@
     <w:r>
       <w:tab/>
       <w:tab/>
-      <w:t>2025-09-01</w:t>
+      <w:t>2025-09-04</w:t>
       <w:br/>
       <w:br/>
     </w:r>

--- a/tillsyn/A 34221-2025 tillsynsbegäran.docx
+++ b/tillsyn/A 34221-2025 tillsynsbegäran.docx
@@ -782,7 +782,7 @@
     <w:r>
       <w:tab/>
       <w:tab/>
-      <w:t>2025-09-04</w:t>
+      <w:t>2025-09-05</w:t>
       <w:br/>
       <w:br/>
     </w:r>

--- a/tillsyn/A 34221-2025 tillsynsbegäran.docx
+++ b/tillsyn/A 34221-2025 tillsynsbegäran.docx
@@ -782,7 +782,7 @@
     <w:r>
       <w:tab/>
       <w:tab/>
-      <w:t>2025-09-05</w:t>
+      <w:t>2025-09-07</w:t>
       <w:br/>
       <w:br/>
     </w:r>

--- a/tillsyn/A 34221-2025 tillsynsbegäran.docx
+++ b/tillsyn/A 34221-2025 tillsynsbegäran.docx
@@ -782,7 +782,7 @@
     <w:r>
       <w:tab/>
       <w:tab/>
-      <w:t>2025-09-07</w:t>
+      <w:t>2025-09-08</w:t>
       <w:br/>
       <w:br/>
     </w:r>

--- a/tillsyn/A 34221-2025 tillsynsbegäran.docx
+++ b/tillsyn/A 34221-2025 tillsynsbegäran.docx
@@ -782,7 +782,7 @@
     <w:r>
       <w:tab/>
       <w:tab/>
-      <w:t>2025-09-08</w:t>
+      <w:t>2025-09-10</w:t>
       <w:br/>
       <w:br/>
     </w:r>
